--- a/Звіт_ЛР01.docx
+++ b/Звіт_ЛР01.docx
@@ -110,7 +110,7 @@
           <w:b/>
           <w:sz w:val="26"/>
         </w:rPr>
-        <w:t>Варіант: «4»</w:t>
+        <w:t>Варіант: «3»</w:t>
       </w:r>
     </w:p>
     <w:p/>
@@ -428,7 +428,489 @@
         <w:pStyle w:val="Heading1"/>
       </w:pPr>
       <w:r>
-        <w:t>Лабораторна робота №1. Організація професійного Python-проєкту та Git</w:t>
+        <w:t>Мета</w:t>
+      </w:r>
+    </w:p>
+    <w:p>
+      <w:r>
+        <w:t>Ознайомитися з основними принципами організації професійного Python-проєкту, навчитися створювати ізольоване середовище розробки, формувати структуру проєкту за принципом `src-layout`, працювати з модулями та пакетами Python, створювати файл `pyproject.toml`, використовувати Git для контролю версій та оформлювати базову документацію проєкту.</w:t>
+      </w:r>
+    </w:p>
+    <w:p>
+      <w:r>
+        <w:t>---</w:t>
+      </w:r>
+    </w:p>
+    <w:p>
+      <w:pPr>
+        <w:pStyle w:val="Heading1"/>
+      </w:pPr>
+      <w:r>
+        <w:t>Опис алгоритму та архітектури проєкту</w:t>
+      </w:r>
+    </w:p>
+    <w:p>
+      <w:r>
+        <w:t>Для виконання лабораторної роботи було обрано **Варіант №4 (Система банківських рахунків)**.</w:t>
+      </w:r>
+    </w:p>
+    <w:p>
+      <w:pPr>
+        <w:pStyle w:val="Heading3"/>
+      </w:pPr>
+      <w:r>
+        <w:t>1. Структура проєкту (`src-layout`)</w:t>
+      </w:r>
+    </w:p>
+    <w:p>
+      <w:r>
+        <w:t>Проєкт організовано відповідно до сучасних стандартів розробки на Python із використанням структури `src-layout`. Це дозволяє уникнути випадкових імпортів неінстальованого коду та полегшує тестування і збирання пакета.</w:t>
+      </w:r>
+    </w:p>
+    <w:p>
+      <w:r>
+        <w:t>```text</w:t>
+      </w:r>
+    </w:p>
+    <w:p>
+      <w:r>
+        <w:t>bank_system/</w:t>
+      </w:r>
+    </w:p>
+    <w:p>
+      <w:r>
+        <w:t>│</w:t>
+      </w:r>
+    </w:p>
+    <w:p>
+      <w:r>
+        <w:t>├── pyproject.toml</w:t>
+      </w:r>
+    </w:p>
+    <w:p>
+      <w:r>
+        <w:t>├── README.md</w:t>
+      </w:r>
+    </w:p>
+    <w:p>
+      <w:r>
+        <w:t>├── .gitignore</w:t>
+      </w:r>
+    </w:p>
+    <w:p>
+      <w:r>
+        <w:t>│</w:t>
+      </w:r>
+    </w:p>
+    <w:p>
+      <w:r>
+        <w:t>├── src/</w:t>
+      </w:r>
+    </w:p>
+    <w:p>
+      <w:r>
+        <w:t>│   └── bank_system/</w:t>
+      </w:r>
+    </w:p>
+    <w:p>
+      <w:r>
+        <w:t>│       ├── __init__.py</w:t>
+      </w:r>
+    </w:p>
+    <w:p>
+      <w:r>
+        <w:t>│       ├── exceptions.py</w:t>
+      </w:r>
+    </w:p>
+    <w:p>
+      <w:r>
+        <w:t>│       ├── models.py</w:t>
+      </w:r>
+    </w:p>
+    <w:p>
+      <w:r>
+        <w:t>│       ├── services.py</w:t>
+      </w:r>
+    </w:p>
+    <w:p>
+      <w:r>
+        <w:t>│       └── main.py</w:t>
+      </w:r>
+    </w:p>
+    <w:p>
+      <w:r>
+        <w:t>└── .venv/</w:t>
+      </w:r>
+    </w:p>
+    <w:p>
+      <w:r>
+        <w:t>```</w:t>
+      </w:r>
+    </w:p>
+    <w:p>
+      <w:pPr>
+        <w:pStyle w:val="Heading3"/>
+      </w:pPr>
+      <w:r>
+        <w:t>2. Розподіл на модулі та архітектурні шари</w:t>
+      </w:r>
+    </w:p>
+    <w:p>
+      <w:r>
+        <w:t>Програма розділена на 4 логічні модулі в пакеті `bank_system`:</w:t>
+      </w:r>
+    </w:p>
+    <w:p>
+      <w:r>
+        <w:t>*   **`exceptions.py` (Власні винятки):**</w:t>
+      </w:r>
+    </w:p>
+    <w:p>
+      <w:r>
+        <w:t>Містить ієрархію винятків для обробки помилок предметної області. Базовим класом є `BankError`. Наслідники: `InsufficientFundsError` (недостатньо грошей для зняття), `InvalidAmountError` (некоректна сума введення), `AccountNotFoundError` (рахунок не знайдено).</w:t>
+      </w:r>
+    </w:p>
+    <w:p>
+      <w:r>
+        <w:t>*   **`models.py` (Модель даних):**</w:t>
+      </w:r>
+    </w:p>
+    <w:p>
+      <w:r>
+        <w:t>Використовує декоратор `@dataclass` для створення моделі `Account` (клієнт, номер рахунку, поточний баланс). Усередині dataclass реалізовано методи бізнес-валідації `deposit()` та `withdraw()`. Якщо баланс після списання стає меншим за нуль, піднімається виняток `InsufficientFundsError`, що гарантує цілісність даних і унеможливлює від'ємний баланс.</w:t>
+      </w:r>
+    </w:p>
+    <w:p>
+      <w:r>
+        <w:t>*   **`services.py` (Сервісний шар / Бізнес-логіка):**</w:t>
+      </w:r>
+    </w:p>
+    <w:p>
+      <w:r>
+        <w:t>Клас `BankService` інкапсулює роботу з колекцією рахунків (імітація бази даних). Реалізує методи:</w:t>
+      </w:r>
+    </w:p>
+    <w:p>
+      <w:r>
+        <w:t>*   `create_account()`: створення рахунку з перевіркою унікальності його номера та дотриманням ліміту початкового внеску (використовує константу конфігурації `MIN_INITIAL_DEPOSIT`).</w:t>
+      </w:r>
+    </w:p>
+    <w:p>
+      <w:r>
+        <w:t>*   `find_account()` та `find_account_silent()`: пошук рахунку за номером із генерацією помилок або поверненням `None`.</w:t>
+      </w:r>
+    </w:p>
+    <w:p>
+      <w:r>
+        <w:t>*   `search_by_client_name()`: регістронезалежний пошук рахунків клієнтів за фрагментом імені.</w:t>
+      </w:r>
+    </w:p>
+    <w:p>
+      <w:r>
+        <w:t>*   `get_total_bank_funds()`: агрегація загальної суми коштів усіх рахунків банку.</w:t>
+      </w:r>
+    </w:p>
+    <w:p>
+      <w:r>
+        <w:t>*   `get_all_accounts()`: отримання списку всіх рахунків із підтримкою сортування за алфавітом або сумою балансу.</w:t>
+      </w:r>
+    </w:p>
+    <w:p>
+      <w:r>
+        <w:t>*   **`main.py` (Точка входу та користувацький інтерфейс):**</w:t>
+      </w:r>
+    </w:p>
+    <w:p>
+      <w:r>
+        <w:t>Керує взаємодією з користувачем через консольне меню (`menu-driven interface`), виконує первинне наповнення демо-даними (`seed_demo_data`) та забезпечує надійну валідацію введених даних користувачем (наприклад, перехоплення `ValueError` при введенні тексту замість чисел).</w:t>
+      </w:r>
+    </w:p>
+    <w:p>
+      <w:pPr>
+        <w:pStyle w:val="Heading3"/>
+      </w:pPr>
+      <w:r>
+        <w:t>3. Опис алгоритмів бізнес-операцій</w:t>
+      </w:r>
+    </w:p>
+    <w:p>
+      <w:r>
+        <w:t>*   **Алгоритм списання коштів з перевіркою балансу:**</w:t>
+      </w:r>
+    </w:p>
+    <w:p>
+      <w:r>
+        <w:t>```mermaid</w:t>
+      </w:r>
+    </w:p>
+    <w:p>
+      <w:r>
+        <w:t>graph TD</w:t>
+      </w:r>
+    </w:p>
+    <w:p>
+      <w:r>
+        <w:t>A[Запит суми списання] --&gt; B{Чи сума &gt; 0?}</w:t>
+      </w:r>
+    </w:p>
+    <w:p>
+      <w:r>
+        <w:t>B -- Ні --&gt; C[Помилка InvalidAmountError]</w:t>
+      </w:r>
+    </w:p>
+    <w:p>
+      <w:r>
+        <w:t>B -- Так --&gt; D{Баланс - Сума &gt;= 0?}</w:t>
+      </w:r>
+    </w:p>
+    <w:p>
+      <w:r>
+        <w:t>D -- Ні --&gt; E[Помилка InsufficientFundsError]</w:t>
+      </w:r>
+    </w:p>
+    <w:p>
+      <w:r>
+        <w:t>D -- Так --&gt; F[Зменшити баланс на суму]</w:t>
+      </w:r>
+    </w:p>
+    <w:p>
+      <w:r>
+        <w:t>```</w:t>
+      </w:r>
+    </w:p>
+    <w:p>
+      <w:r>
+        <w:t>*   **Регістронезалежний пошук:**</w:t>
+      </w:r>
+    </w:p>
+    <w:p>
+      <w:r>
+        <w:t>Користувач вводить запит `query`. Програма перетворює його в нижній регістр та порівнює з кожним ім'ям клієнта через оператор `in` (наприклад, `query.lower() in acc.client_name.lower()`), що дозволяє знаходити записи за частиною прізвища чи імені незалежно від розкладки клавіатури та регістру.</w:t>
+      </w:r>
+    </w:p>
+    <w:p>
+      <w:r>
+        <w:t>---</w:t>
+      </w:r>
+    </w:p>
+    <w:p>
+      <w:pPr>
+        <w:pStyle w:val="Heading1"/>
+      </w:pPr>
+      <w:r>
+        <w:t>Опис конфігураційних файлів проєкту</w:t>
+      </w:r>
+    </w:p>
+    <w:p>
+      <w:pPr>
+        <w:pStyle w:val="Heading3"/>
+      </w:pPr>
+      <w:r>
+        <w:t>1. Файл `pyproject.toml`</w:t>
+      </w:r>
+    </w:p>
+    <w:p>
+      <w:r>
+        <w:t>Конфігураційний файл проєкту описує метадані згідно з сучасним стандартом **PEP 518/621** та визначає механізм автоматичного запуску консольної команди:</w:t>
+      </w:r>
+    </w:p>
+    <w:p>
+      <w:r>
+        <w:t>```toml</w:t>
+      </w:r>
+    </w:p>
+    <w:p>
+      <w:r>
+        <w:t>[build-system]</w:t>
+      </w:r>
+    </w:p>
+    <w:p>
+      <w:r>
+        <w:t>requires = ["setuptools&gt;=70"]</w:t>
+      </w:r>
+    </w:p>
+    <w:p>
+      <w:r>
+        <w:t>build-backend = "setuptools.build_meta"</w:t>
+      </w:r>
+    </w:p>
+    <w:p>
+      <w:r>
+        <w:t>[project]</w:t>
+      </w:r>
+    </w:p>
+    <w:p>
+      <w:r>
+        <w:t>name = "bank-system"</w:t>
+      </w:r>
+    </w:p>
+    <w:p>
+      <w:r>
+        <w:t>version = "0.1.0"</w:t>
+      </w:r>
+    </w:p>
+    <w:p>
+      <w:r>
+        <w:t>description = "Система банківських рахунків - Лабораторна робота 1"</w:t>
+      </w:r>
+    </w:p>
+    <w:p>
+      <w:r>
+        <w:t>requires-python = "&gt;=3.11"</w:t>
+      </w:r>
+    </w:p>
+    <w:p>
+      <w:r>
+        <w:t>authors = [</w:t>
+      </w:r>
+    </w:p>
+    <w:p>
+      <w:r>
+        <w:t>{ name = "Студент", email = "student@univ.edu.ua" }</w:t>
+      </w:r>
+    </w:p>
+    <w:p>
+      <w:r>
+        <w:t>]</w:t>
+      </w:r>
+    </w:p>
+    <w:p>
+      <w:r>
+        <w:t>classifiers = [</w:t>
+      </w:r>
+    </w:p>
+    <w:p>
+      <w:r>
+        <w:t>"Programming Language :: Python :: 3",</w:t>
+      </w:r>
+    </w:p>
+    <w:p>
+      <w:r>
+        <w:t>"Operating System :: OS Independent",</w:t>
+      </w:r>
+    </w:p>
+    <w:p>
+      <w:r>
+        <w:t>]</w:t>
+      </w:r>
+    </w:p>
+    <w:p>
+      <w:r>
+        <w:t>[project.scripts]</w:t>
+      </w:r>
+    </w:p>
+    <w:p>
+      <w:r>
+        <w:t>bank-system = "bank_system.main:main"</w:t>
+      </w:r>
+    </w:p>
+    <w:p>
+      <w:r>
+        <w:t>```</w:t>
+      </w:r>
+    </w:p>
+    <w:p>
+      <w:pPr>
+        <w:pStyle w:val="Heading3"/>
+      </w:pPr>
+      <w:r>
+        <w:t>2. Файл `.gitignore`</w:t>
+      </w:r>
+    </w:p>
+    <w:p>
+      <w:r>
+        <w:t>Запобігає потраплянню службових та тимчасових файлів до Git-репозиторію.</w:t>
+      </w:r>
+    </w:p>
+    <w:p>
+      <w:r>
+        <w:t>```text</w:t>
+      </w:r>
+    </w:p>
+    <w:p>
+      <w:r>
+        <w:t>.venv/</w:t>
+      </w:r>
+    </w:p>
+    <w:p>
+      <w:r>
+        <w:t>__pycache__/</w:t>
+      </w:r>
+    </w:p>
+    <w:p>
+      <w:r>
+        <w:t>*.pyc</w:t>
+      </w:r>
+    </w:p>
+    <w:p>
+      <w:r>
+        <w:t>.pytest_cache/</w:t>
+      </w:r>
+    </w:p>
+    <w:p>
+      <w:r>
+        <w:t>.idea/</w:t>
+      </w:r>
+    </w:p>
+    <w:p>
+      <w:r>
+        <w:t>.vscode/</w:t>
+      </w:r>
+    </w:p>
+    <w:p>
+      <w:r>
+        <w:t>dist/</w:t>
+      </w:r>
+    </w:p>
+    <w:p>
+      <w:r>
+        <w:t>build/</w:t>
+      </w:r>
+    </w:p>
+    <w:p>
+      <w:r>
+        <w:t>*.egg-info/</w:t>
+      </w:r>
+    </w:p>
+    <w:p>
+      <w:r>
+        <w:t>.env</w:t>
+      </w:r>
+    </w:p>
+    <w:p>
+      <w:r>
+        <w:t>```</w:t>
+      </w:r>
+    </w:p>
+    <w:p>
+      <w:pPr>
+        <w:pStyle w:val="Heading3"/>
+      </w:pPr>
+      <w:r>
+        <w:t>3. Фрагмент файлу `README.md`</w:t>
+      </w:r>
+    </w:p>
+    <w:p>
+      <w:r>
+        <w:t>```markdown</w:t>
+      </w:r>
+    </w:p>
+    <w:p>
+      <w:pPr>
+        <w:pStyle w:val="Heading1"/>
+      </w:pPr>
+      <w:r>
+        <w:t>Bank System</w:t>
+      </w:r>
+    </w:p>
+    <w:p>
+      <w:r>
+        <w:t>Консольний застосунок для управління банківськими рахунками.</w:t>
+      </w:r>
+    </w:p>
+    <w:p>
+      <w:r>
+        <w:t>Виконано в межах лабораторної роботи №1 з дисципліни «Професійний Python».</w:t>
       </w:r>
     </w:p>
     <w:p>
@@ -436,22 +918,52 @@
         <w:pStyle w:val="Heading2"/>
       </w:pPr>
       <w:r>
-        <w:t>Мета</w:t>
-      </w:r>
-    </w:p>
-    <w:p>
-      <w:r>
-        <w:t>Ознайомитися з основними принципами організації професійного Python-проєкту, навчитися створювати ізольоване середовище розробки, формувати структуру проєкту за принципом `src-layout`, працювати з модулями та пакетами Python, створювати конфігураційний файл `pyproject.toml`, використовувати Git для контролю версій та оформлювати базову документацію проєкту.</w:t>
-      </w:r>
-    </w:p>
-    <w:p>
-      <w:r>
-        <w:t>У результаті виконання роботи опановано навички створення віртуальних середовищ, структурування коду за стандартами PEP 8, типізації за допомогою Type Hints, роботи із вбудованими декораторами даних (`dataclass`), реалізації консольного користувацького інтерфейсу з валідацією введення та обробкою виняткових ситуацій.</w:t>
-      </w:r>
-    </w:p>
-    <w:p>
-      <w:r>
-        <w:t>---</w:t>
+        <w:t>Встановлення</w:t>
+      </w:r>
+    </w:p>
+    <w:p>
+      <w:r>
+        <w:t>1. Створіть та активуйте віртуальне середовище:</w:t>
+      </w:r>
+    </w:p>
+    <w:p>
+      <w:r>
+        <w:t>```bash</w:t>
+      </w:r>
+    </w:p>
+    <w:p>
+      <w:r>
+        <w:t>python -m venv .venv</w:t>
+      </w:r>
+    </w:p>
+    <w:p>
+      <w:r>
+        <w:t>source .venv/bin/activate  # На Windows: .venv\Scripts\activate</w:t>
+      </w:r>
+    </w:p>
+    <w:p>
+      <w:r>
+        <w:t>```</w:t>
+      </w:r>
+    </w:p>
+    <w:p>
+      <w:r>
+        <w:t>2. Встановіть проєкт у режимі редагування (editable mode):</w:t>
+      </w:r>
+    </w:p>
+    <w:p>
+      <w:r>
+        <w:t>```bash</w:t>
+      </w:r>
+    </w:p>
+    <w:p>
+      <w:r>
+        <w:t>python -m pip install -e .</w:t>
+      </w:r>
+    </w:p>
+    <w:p>
+      <w:r>
+        <w:t>```</w:t>
       </w:r>
     </w:p>
     <w:p>
@@ -459,12 +971,70 @@
         <w:pStyle w:val="Heading2"/>
       </w:pPr>
       <w:r>
-        <w:t>Варіант</w:t>
-      </w:r>
-    </w:p>
-    <w:p>
-      <w:r>
-        <w:t>**Варіант 4. Система банківських рахунків**</w:t>
+        <w:t>Запуск програми</w:t>
+      </w:r>
+    </w:p>
+    <w:p>
+      <w:r>
+        <w:t>Ви можете запустити застосунок як модуль:</w:t>
+      </w:r>
+    </w:p>
+    <w:p>
+      <w:r>
+        <w:t>```bash</w:t>
+      </w:r>
+    </w:p>
+    <w:p>
+      <w:r>
+        <w:t>python -m bank_system.main</w:t>
+      </w:r>
+    </w:p>
+    <w:p>
+      <w:r>
+        <w:t>```</w:t>
+      </w:r>
+    </w:p>
+    <w:p>
+      <w:r>
+        <w:t>Або через зареєстровану консольну утиліту:</w:t>
+      </w:r>
+    </w:p>
+    <w:p>
+      <w:r>
+        <w:t>```bash</w:t>
+      </w:r>
+    </w:p>
+    <w:p>
+      <w:r>
+        <w:t>bank-system</w:t>
+      </w:r>
+    </w:p>
+    <w:p>
+      <w:r>
+        <w:t>```</w:t>
+      </w:r>
+    </w:p>
+    <w:p>
+      <w:r>
+        <w:t>```</w:t>
+      </w:r>
+    </w:p>
+    <w:p>
+      <w:r>
+        <w:t>---</w:t>
+      </w:r>
+    </w:p>
+    <w:p>
+      <w:pPr>
+        <w:pStyle w:val="Heading1"/>
+      </w:pPr>
+      <w:r>
+        <w:t>Робота з Git та контроль версій</w:t>
+      </w:r>
+    </w:p>
+    <w:p>
+      <w:r>
+        <w:t>Було ініціалізовано локальний репозиторій Git, налаштовано ігнорування файлів та виконано три послідовні логічні комміти.</w:t>
       </w:r>
     </w:p>
     <w:p>
@@ -472,100 +1042,32 @@
         <w:pStyle w:val="Heading3"/>
       </w:pPr>
       <w:r>
-        <w:t>Постановка задачі</w:t>
-      </w:r>
-    </w:p>
-    <w:p>
-      <w:r>
-        <w:t>Необхідно розробити консольний застосунок для роботи з банківськими рахунками.</w:t>
-      </w:r>
-    </w:p>
-    <w:p>
-      <w:r>
-        <w:t>Для кожного рахунку забезпечити збереження наступних даних:</w:t>
-      </w:r>
-    </w:p>
-    <w:p>
-      <w:r>
-        <w:t>*   Ім'я клієнта;</w:t>
-      </w:r>
-    </w:p>
-    <w:p>
-      <w:r>
-        <w:t>*   Номер рахунку;</w:t>
-      </w:r>
-    </w:p>
-    <w:p>
-      <w:r>
-        <w:t>*   Баланс.</w:t>
-      </w:r>
-    </w:p>
-    <w:p>
-      <w:r>
-        <w:t>Реалізувати наступні операції та вимоги:</w:t>
-      </w:r>
-    </w:p>
-    <w:p>
-      <w:r>
-        <w:t>1.  Поповнення рахунку.</w:t>
-      </w:r>
-    </w:p>
-    <w:p>
-      <w:r>
-        <w:t>2.  Списання коштів (зняття).</w:t>
-      </w:r>
-    </w:p>
-    <w:p>
-      <w:r>
-        <w:t>3.  Перевірка балансу.</w:t>
-      </w:r>
-    </w:p>
-    <w:p>
-      <w:r>
-        <w:t>4.  Пошук рахунку (за номером та клієнтом).</w:t>
-      </w:r>
-    </w:p>
-    <w:p>
-      <w:r>
-        <w:t>5.  Обчислення загальної суми коштів у банку.</w:t>
-      </w:r>
-    </w:p>
-    <w:p>
-      <w:r>
-        <w:t>6.  Сортування рахунків за балансом.</w:t>
-      </w:r>
-    </w:p>
-    <w:p>
-      <w:r>
-        <w:t>7.  Заборона отримання від'ємного балансу (контроль овердрафту).</w:t>
-      </w:r>
-    </w:p>
-    <w:p>
-      <w:r>
-        <w:t>8.  Обробка помилок через власні класи винятків.</w:t>
-      </w:r>
-    </w:p>
-    <w:p>
-      <w:r>
-        <w:t>9.  Консольний інтерфейс користувача (CLI) на основі меню з валідацією введення даних.</w:t>
-      </w:r>
-    </w:p>
-    <w:p>
-      <w:r>
-        <w:t>---</w:t>
-      </w:r>
-    </w:p>
-    <w:p>
-      <w:pPr>
-        <w:pStyle w:val="Heading2"/>
-      </w:pPr>
-      <w:r>
-        <w:t>Алгоритм</w:t>
-      </w:r>
-    </w:p>
-    <w:p>
-      <w:r>
-        <w:t>Проєкт побудовано з використанням модульної архітектури за шаблоном `src-layout`. Програма розділена на логічні частини, що забезпечує гнучкість, простоту тестування та масштабованість.</w:t>
+        <w:t>Результат виконання `git status`:</w:t>
+      </w:r>
+    </w:p>
+    <w:p>
+      <w:r>
+        <w:t>```bash</w:t>
+      </w:r>
+    </w:p>
+    <w:p>
+      <w:r>
+        <w:t>$ git status</w:t>
+      </w:r>
+    </w:p>
+    <w:p>
+      <w:r>
+        <w:t>On branch main</w:t>
+      </w:r>
+    </w:p>
+    <w:p>
+      <w:r>
+        <w:t>nothing to commit, working tree clean</w:t>
+      </w:r>
+    </w:p>
+    <w:p>
+      <w:r>
+        <w:t>```</w:t>
       </w:r>
     </w:p>
     <w:p>
@@ -573,72 +1075,50 @@
         <w:pStyle w:val="Heading3"/>
       </w:pPr>
       <w:r>
-        <w:t>1. Структура проєкту</w:t>
-      </w:r>
-    </w:p>
-    <w:p>
-      <w:r>
-        <w:t>```text</w:t>
-      </w:r>
-    </w:p>
-    <w:p>
-      <w:r>
-        <w:t>bank_system/</w:t>
-      </w:r>
-    </w:p>
-    <w:p>
-      <w:r>
-        <w:t>├── .gitignore</w:t>
-      </w:r>
-    </w:p>
-    <w:p>
-      <w:r>
-        <w:t>├── pyproject.toml</w:t>
-      </w:r>
-    </w:p>
-    <w:p>
-      <w:r>
-        <w:t>├── README.md</w:t>
-      </w:r>
-    </w:p>
-    <w:p>
-      <w:r>
-        <w:t>├── src/</w:t>
-      </w:r>
-    </w:p>
-    <w:p>
-      <w:r>
-        <w:t>│   └── bank_system/</w:t>
-      </w:r>
-    </w:p>
-    <w:p>
-      <w:r>
-        <w:t>│       ├── __init__.py</w:t>
-      </w:r>
-    </w:p>
-    <w:p>
-      <w:r>
-        <w:t>│       ├── main.py</w:t>
-      </w:r>
-    </w:p>
-    <w:p>
-      <w:r>
-        <w:t>│       ├── models.py</w:t>
-      </w:r>
-    </w:p>
-    <w:p>
-      <w:r>
-        <w:t>│       └── services.py</w:t>
-      </w:r>
-    </w:p>
-    <w:p>
-      <w:r>
-        <w:t>└── tests/</w:t>
+        <w:t>Результат виконання `git log --oneline`:</w:t>
+      </w:r>
+    </w:p>
+    <w:p>
+      <w:r>
+        <w:t>```bash</w:t>
+      </w:r>
+    </w:p>
+    <w:p>
+      <w:r>
+        <w:t>$ git log --oneline</w:t>
+      </w:r>
+    </w:p>
+    <w:p>
+      <w:r>
+        <w:t>c1a89d2 (HEAD -&gt; main) Add interactive console menu and documentation README</w:t>
+      </w:r>
+    </w:p>
+    <w:p>
+      <w:r>
+        <w:t>5f04b1a Add Bank model, business logic service and custom exceptions</w:t>
+      </w:r>
+    </w:p>
+    <w:p>
+      <w:r>
+        <w:t>a8d0521 Initial project structure setup with .gitignore and pyproject.toml</w:t>
       </w:r>
     </w:p>
     <w:p>
       <w:r>
         <w:t>```</w:t>
+      </w:r>
+    </w:p>
+    <w:p>
+      <w:r>
+        <w:t>---</w:t>
+      </w:r>
+    </w:p>
+    <w:p>
+      <w:pPr>
+        <w:pStyle w:val="Heading1"/>
+      </w:pPr>
+      <w:r>
+        <w:t>Результати роботи програми (Консольний вивід)</w:t>
       </w:r>
     </w:p>
     <w:p>
@@ -646,55 +1126,142 @@
         <w:pStyle w:val="Heading3"/>
       </w:pPr>
       <w:r>
-        <w:t>2. Опис створених модулів</w:t>
-      </w:r>
-    </w:p>
-    <w:p>
-      <w:r>
-        <w:t>*   **`src/bank_system/__init__.py`**: Визначає каталог як пакет Python та експортує версію пакету (`__version__ = "0.1.0"`).</w:t>
-      </w:r>
-    </w:p>
-    <w:p>
-      <w:r>
-        <w:t>*   **`src/bank_system/models.py`**: Містить дата-клас `BankAccount`, що використовує вбудовану бібліотеку `dataclasses`. У методі `__post_init__` реалізовано автоматичну первинну валідацію даних при ініціалізації об'єкта (заборона порожніх імен, номерів рахунків чи початкового від'ємного балансу).</w:t>
-      </w:r>
-    </w:p>
-    <w:p>
-      <w:r>
-        <w:t>*   **`src/bank_system/services.py`**: Містить бізнес-логіку системи банківських операцій. Тут визначено:</w:t>
-      </w:r>
-    </w:p>
-    <w:p>
-      <w:r>
-        <w:t>*   Конфігураційну константу `MIN_TRANSACTION_AMOUNT = 0.01` для запобігання транзакціям з нульовими або мікроскопічними сумами.</w:t>
-      </w:r>
-    </w:p>
-    <w:p>
-      <w:r>
-        <w:t>*   Ієрархію власних винятків (`BankSystemError`, `InsufficientFundsError`, `InvalidAmountError`, `AccountNotFoundError`).</w:t>
-      </w:r>
-    </w:p>
-    <w:p>
-      <w:r>
-        <w:t>*   Функції `deposit` (поповнення балансу з валідацією суми), `withdraw` (зняття балансу з недопущенням від'ємного результату), `find_account_by_number`, `search_accounts_by_client`, `calculate_total_funds` та `sort_accounts_by_balance`.</w:t>
-      </w:r>
-    </w:p>
-    <w:p>
-      <w:r>
-        <w:t>*   **`src/bank_system/main.py`**: Точка входу в застосунок. Забезпечує інтерактивну взаємодію з користувачем через консольне меню, містить демонстраційний набір даних та обробляє всі винятки, виводячи інформативні повідомлення замість аварійного завершення програми.</w:t>
-      </w:r>
-    </w:p>
-    <w:p>
-      <w:r>
-        <w:t>---</w:t>
-      </w:r>
-    </w:p>
-    <w:p>
-      <w:pPr>
-        <w:pStyle w:val="Heading2"/>
-      </w:pPr>
-      <w:r>
-        <w:t>Конфігураційні файли</w:t>
+        <w:t>1. Перегляд початкових демо-даних з сортуванням за балансом:</w:t>
+      </w:r>
+    </w:p>
+    <w:p>
+      <w:r>
+        <w:t>```text</w:t>
+      </w:r>
+    </w:p>
+    <w:p>
+      <w:r>
+        <w:t>==================================================</w:t>
+      </w:r>
+    </w:p>
+    <w:p>
+      <w:r>
+        <w:t>СИСТЕМА БАНКІВСЬКИХ РАХУНКІВ</w:t>
+      </w:r>
+    </w:p>
+    <w:p>
+      <w:r>
+        <w:t>==================================================</w:t>
+      </w:r>
+    </w:p>
+    <w:p>
+      <w:r>
+        <w:t>1. Переглянути всі рахунки</w:t>
+      </w:r>
+    </w:p>
+    <w:p>
+      <w:r>
+        <w:t>2. Створити новий рахунок</w:t>
+      </w:r>
+    </w:p>
+    <w:p>
+      <w:r>
+        <w:t>3. Поповнити рахунок</w:t>
+      </w:r>
+    </w:p>
+    <w:p>
+      <w:r>
+        <w:t>4. Списати кошти з рахунку</w:t>
+      </w:r>
+    </w:p>
+    <w:p>
+      <w:r>
+        <w:t>5. Перевірити баланс за номером рахунку</w:t>
+      </w:r>
+    </w:p>
+    <w:p>
+      <w:r>
+        <w:t>6. Пошук рахунків за ім'ям клієнта</w:t>
+      </w:r>
+    </w:p>
+    <w:p>
+      <w:r>
+        <w:t>7. Показати загальний капітал банку</w:t>
+      </w:r>
+    </w:p>
+    <w:p>
+      <w:r>
+        <w:t>8. Вихід з програми</w:t>
+      </w:r>
+    </w:p>
+    <w:p>
+      <w:r>
+        <w:t>==================================================</w:t>
+      </w:r>
+    </w:p>
+    <w:p>
+      <w:r>
+        <w:t>Оберіть пункт меню (1-8): 1</w:t>
+      </w:r>
+    </w:p>
+    <w:p>
+      <w:r>
+        <w:t>Оберіть сортування:</w:t>
+      </w:r>
+    </w:p>
+    <w:p>
+      <w:r>
+        <w:t>a. За ім'ям власника (алфавітний порядок)</w:t>
+      </w:r>
+    </w:p>
+    <w:p>
+      <w:r>
+        <w:t>b. За балансом (від більшого до меншого)</w:t>
+      </w:r>
+    </w:p>
+    <w:p>
+      <w:r>
+        <w:t>Ваш вибір (a/b): b</w:t>
+      </w:r>
+    </w:p>
+    <w:p>
+      <w:r>
+        <w:t>-----------------------------------------------------------------</w:t>
+      </w:r>
+    </w:p>
+    <w:p>
+      <w:r>
+        <w:t>Клієнт                    | Номер рахунку   | Баланс (грн)</w:t>
+      </w:r>
+    </w:p>
+    <w:p>
+      <w:r>
+        <w:t>-----------------------------------------------------------------</w:t>
+      </w:r>
+    </w:p>
+    <w:p>
+      <w:r>
+        <w:t>Дмитро Мельник            | UA230455        | 73500.00</w:t>
+      </w:r>
+    </w:p>
+    <w:p>
+      <w:r>
+        <w:t>Олександр Шевченко        | UA450122        | 15200.50</w:t>
+      </w:r>
+    </w:p>
+    <w:p>
+      <w:r>
+        <w:t>Анна Бойко                | UA120566        | 1200.00</w:t>
+      </w:r>
+    </w:p>
+    <w:p>
+      <w:r>
+        <w:t>Марія Коваленко           | UA890344        | 450.00</w:t>
+      </w:r>
+    </w:p>
+    <w:p>
+      <w:r>
+        <w:t>-----------------------------------------------------------------</w:t>
+      </w:r>
+    </w:p>
+    <w:p>
+      <w:r>
+        <w:t>```</w:t>
       </w:r>
     </w:p>
     <w:p>
@@ -702,107 +1269,37 @@
         <w:pStyle w:val="Heading3"/>
       </w:pPr>
       <w:r>
-        <w:t>pyproject.toml</w:t>
-      </w:r>
-    </w:p>
-    <w:p>
-      <w:r>
-        <w:t>Файл конфігурації проєкту відповідно до сучасних стандартів пакування Python (PEP 518 та PEP 621):</w:t>
-      </w:r>
-    </w:p>
-    <w:p>
-      <w:r>
-        <w:t>```toml</w:t>
-      </w:r>
-    </w:p>
-    <w:p>
-      <w:r>
-        <w:t>[build-system]</w:t>
-      </w:r>
-    </w:p>
-    <w:p>
-      <w:r>
-        <w:t>requires = ["setuptools&gt;=70"]</w:t>
-      </w:r>
-    </w:p>
-    <w:p>
-      <w:r>
-        <w:t>build-backend = "setuptools.build_meta"</w:t>
-      </w:r>
-    </w:p>
-    <w:p>
-      <w:r>
-        <w:t>[project]</w:t>
-      </w:r>
-    </w:p>
-    <w:p>
-      <w:r>
-        <w:t>name = "bank-system"</w:t>
-      </w:r>
-    </w:p>
-    <w:p>
-      <w:r>
-        <w:t>version = "0.1.0"</w:t>
-      </w:r>
-    </w:p>
-    <w:p>
-      <w:r>
-        <w:t>description = "Laboratory work: Bank Account Management System in Python"</w:t>
-      </w:r>
-    </w:p>
-    <w:p>
-      <w:r>
-        <w:t>requires-python = "&gt;=3.11"</w:t>
-      </w:r>
-    </w:p>
-    <w:p>
-      <w:r>
-        <w:t>authors = [</w:t>
-      </w:r>
-    </w:p>
-    <w:p>
-      <w:r>
-        <w:t>{ name = "Олександр Шевченко", email = "o.shevchenko@student.edu.ua" }</w:t>
-      </w:r>
-    </w:p>
-    <w:p>
-      <w:r>
-        <w:t>]</w:t>
-      </w:r>
-    </w:p>
-    <w:p>
-      <w:r>
-        <w:t>classifiers = [</w:t>
-      </w:r>
-    </w:p>
-    <w:p>
-      <w:r>
-        <w:t>"Programming Language :: Python :: 3",</w:t>
-      </w:r>
-    </w:p>
-    <w:p>
-      <w:r>
-        <w:t>"License :: OSI Approved :: MIT License",</w:t>
-      </w:r>
-    </w:p>
-    <w:p>
-      <w:r>
-        <w:t>"Operating System :: OS Independent",</w:t>
-      </w:r>
-    </w:p>
-    <w:p>
-      <w:r>
-        <w:t>]</w:t>
-      </w:r>
-    </w:p>
-    <w:p>
-      <w:r>
-        <w:t>[project.scripts]</w:t>
-      </w:r>
-    </w:p>
-    <w:p>
-      <w:r>
-        <w:t>bank-system = "bank_system.main:main"</w:t>
+        <w:t>2. Спроба списання коштів із виникненням помилки від'ємного балансу:</w:t>
+      </w:r>
+    </w:p>
+    <w:p>
+      <w:r>
+        <w:t>```text</w:t>
+      </w:r>
+    </w:p>
+    <w:p>
+      <w:r>
+        <w:t>Оберіть пункт меню (1-8): 4</w:t>
+      </w:r>
+    </w:p>
+    <w:p>
+      <w:r>
+        <w:t>--- СПИСАННЯ КОШТІВ ---</w:t>
+      </w:r>
+    </w:p>
+    <w:p>
+      <w:r>
+        <w:t>Введіть номер рахунку: UA890344</w:t>
+      </w:r>
+    </w:p>
+    <w:p>
+      <w:r>
+        <w:t>Введіть суму для зняття: 500</w:t>
+      </w:r>
+    </w:p>
+    <w:p>
+      <w:r>
+        <w:t>Помилка транзакції: Операція відхилена. Недостатньо коштів. Поточний баланс: 450.00 грн. Спроба списання: 500.00 грн.</w:t>
       </w:r>
     </w:p>
     <w:p>
@@ -815,17 +1312,57 @@
         <w:pStyle w:val="Heading3"/>
       </w:pPr>
       <w:r>
-        <w:t>.gitignore</w:t>
-      </w:r>
-    </w:p>
-    <w:p>
-      <w:r>
-        <w:t>Файл конфігурації для виключення системних файлів, кешу та віртуального середовища з-під контролю версій Git:</w:t>
+        <w:t>3. Успішне поповнення рахунку та перевірка загального балансу:</w:t>
       </w:r>
     </w:p>
     <w:p>
       <w:r>
         <w:t>```text</w:t>
+      </w:r>
+    </w:p>
+    <w:p>
+      <w:r>
+        <w:t>Оберіть пункт меню (1-8): 3</w:t>
+      </w:r>
+    </w:p>
+    <w:p>
+      <w:r>
+        <w:t>--- ПОПОВНЕННЯ РАХУНКУ ---</w:t>
+      </w:r>
+    </w:p>
+    <w:p>
+      <w:r>
+        <w:t>Введіть номер рахунку: UA890344</w:t>
+      </w:r>
+    </w:p>
+    <w:p>
+      <w:r>
+        <w:t>Введіть суму поповнення: 1000</w:t>
+      </w:r>
+    </w:p>
+    <w:p>
+      <w:r>
+        <w:t>Рахунок успішно поповнено. Новий баланс рахунку UA890344: 1450.00 грн.</w:t>
+      </w:r>
+    </w:p>
+    <w:p>
+      <w:r>
+        <w:t>Оберіть пункт меню (1-8): 7</w:t>
+      </w:r>
+    </w:p>
+    <w:p>
+      <w:r>
+        <w:t>Загальна сума коштів на всіх рахунках банку: 91350.50 грн.</w:t>
+      </w:r>
+    </w:p>
+    <w:p>
+      <w:r>
+        <w:t>```</w:t>
+      </w:r>
+    </w:p>
+    <w:p>
+      <w:r>
+        <w:t>---</w:t>
       </w:r>
     </w:p>
     <w:p>
@@ -833,22 +1370,317 @@
         <w:pStyle w:val="Heading1"/>
       </w:pPr>
       <w:r>
-        <w:t>Python virtual environment</w:t>
-      </w:r>
-    </w:p>
-    <w:p>
-      <w:r>
-        <w:t>.venv/</w:t>
-      </w:r>
-    </w:p>
-    <w:p>
-      <w:r>
-        <w:t>venv/</w:t>
-      </w:r>
-    </w:p>
-    <w:p>
-      <w:r>
-        <w:t>ENV/</w:t>
+        <w:t>Відповіді на контрольні запитання</w:t>
+      </w:r>
+    </w:p>
+    <w:p>
+      <w:r>
+        <w:t>1.  **Що таке Python-проєкт?**</w:t>
+      </w:r>
+    </w:p>
+    <w:p>
+      <w:r>
+        <w:t>Це структурована сукупність вихідного коду, метаданих, конфігураційних файлів, тестів та документації, призначена для вирішення певного кола завдань та готова до розгортання або публікації.</w:t>
+      </w:r>
+    </w:p>
+    <w:p>
+      <w:r>
+        <w:t>2.  **Чим проєкт відрізняється від одного Python script?**</w:t>
+      </w:r>
+    </w:p>
+    <w:p>
+      <w:r>
+        <w:t>Проєкт складається з багатьох взаємопов'язаних модулів (пакетів), має чітко визначену структуру (наприклад, `src-layout`), інструкції зі встановлення (`pyproject.toml`), ізольовані залежності (`venv`) та систему контролю версій. Скрипт — це один автономний файл `.py`.</w:t>
+      </w:r>
+    </w:p>
+    <w:p>
+      <w:r>
+        <w:t>3.  **Що таке Python module?**</w:t>
+      </w:r>
+    </w:p>
+    <w:p>
+      <w:r>
+        <w:t>Це окремий файл із розширенням `.py`, який містить визначення функцій, класів та змінних, що можуть бути імпортовані в інші модулі.</w:t>
+      </w:r>
+    </w:p>
+    <w:p>
+      <w:r>
+        <w:t>4.  **Що таке Python package?**</w:t>
+      </w:r>
+    </w:p>
+    <w:p>
+      <w:r>
+        <w:t>Це каталог, що містить файли модулів та спеціальний файл `__init__.py`. Пакети дозволяють ієрархічно структурувати простір імен.</w:t>
+      </w:r>
+    </w:p>
+    <w:p>
+      <w:r>
+        <w:t>5.  **Для чого потрібний `__init__.py`?**</w:t>
+      </w:r>
+    </w:p>
+    <w:p>
+      <w:r>
+        <w:t>Він вказує інтерпретатору Python, що каталог є пакетом. Також у ньому можна визначати рівень експорту об'єктів пакета (змінна `__all__`) та метадані типу `__version__`.</w:t>
+      </w:r>
+    </w:p>
+    <w:p>
+      <w:r>
+        <w:t>6.  **Що таке `src-layout`?**</w:t>
+      </w:r>
+    </w:p>
+    <w:p>
+      <w:r>
+        <w:t>Це підхід до організації файлової структури, за якого весь продуктовий код застосунку розміщується у виділеній підпапці `src/` (наприклад, `src/my_package/...`), а тести та метадані — в корені проєкту.</w:t>
+      </w:r>
+    </w:p>
+    <w:p>
+      <w:r>
+        <w:t>7.  **Які переваги має `src-layout`?**</w:t>
+      </w:r>
+    </w:p>
+    <w:p>
+      <w:r>
+        <w:t>Він запобігає випадковому імпорту локального коду (який не був інстальований у віртуальне середовище), гарантує відповідність тестованого коду тому, що буде зібраний у дистрибутив, і робить структуру проєкту більш зрозумілою.</w:t>
+      </w:r>
+    </w:p>
+    <w:p>
+      <w:r>
+        <w:t>8.  **Для чого використовується virtual environment?**</w:t>
+      </w:r>
+    </w:p>
+    <w:p>
+      <w:r>
+        <w:t>Для ізоляції залежностей (бібліотек та версій Python) конкретного проєкту від глобальної системи та інших проєктів на комп'ютері, уникаючи конфлікту версій.</w:t>
+      </w:r>
+    </w:p>
+    <w:p>
+      <w:r>
+        <w:t>9.  **Як створити `.venv`?**</w:t>
+      </w:r>
+    </w:p>
+    <w:p>
+      <w:r>
+        <w:t>За допомогою вбудованої команди: `python -m venv .venv`</w:t>
+      </w:r>
+    </w:p>
+    <w:p>
+      <w:r>
+        <w:t>10. **Як активувати virtual environment?**</w:t>
+      </w:r>
+    </w:p>
+    <w:p>
+      <w:r>
+        <w:t>*   Linux/macOS: `source .venv/bin/activate`</w:t>
+      </w:r>
+    </w:p>
+    <w:p>
+      <w:r>
+        <w:t>*   Windows (CMD): `.venv\Scripts\activate.bat` або PowerShell: `.venv\Scripts\Activate.ps1`</w:t>
+      </w:r>
+    </w:p>
+    <w:p>
+      <w:r>
+        <w:t>11. **Для чого використовується pip?**</w:t>
+      </w:r>
+    </w:p>
+    <w:p>
+      <w:r>
+        <w:t>Це менеджер пакетів для Python, який використовується для встановлення, оновлення та видалення зовнішніх бібліотек із репозиторію PyPI або локальних джерел.</w:t>
+      </w:r>
+    </w:p>
+    <w:p>
+      <w:r>
+        <w:t>12. **Чому рекомендується `python -m pip` замість просто `pip`?**</w:t>
+      </w:r>
+    </w:p>
+    <w:p>
+      <w:r>
+        <w:t>Це гарантує використання саме тієї версії `pip`, яка жорстко прив'язана до обраного інтерпретатора Python (особливо актуально за наявності кількох версій Python у системі).</w:t>
+      </w:r>
+    </w:p>
+    <w:p>
+      <w:r>
+        <w:t>13. **Для чого потрібний `pyproject.toml`?**</w:t>
+      </w:r>
+    </w:p>
+    <w:p>
+      <w:r>
+        <w:t>Це єдиний уніфікований конфігураційний файл для інструментів розробки Python (заміна старіших `setup.py`, `setup.cfg`). Він містить метадані проєкту, описує залежності та вказує build-систему (наприклад, setuptools, poetry, hatch).</w:t>
+      </w:r>
+    </w:p>
+    <w:p>
+      <w:r>
+        <w:t>14. **Що містить секція `[project]`?**</w:t>
+      </w:r>
+    </w:p>
+    <w:p>
+      <w:r>
+        <w:t>Загальні метадані проєкту: ім'я, версію, опис, контакти авторів, мінімально необхідну версію Python, залежності та консольні скрипти для запуску.</w:t>
+      </w:r>
+    </w:p>
+    <w:p>
+      <w:r>
+        <w:t>15. **Що таке `editable installation`?**</w:t>
+      </w:r>
+    </w:p>
+    <w:p>
+      <w:r>
+        <w:t>Це режим встановлення пакета (`pip install -e .`), за якого зміни у вихідному коді в каталозі розробки миттєво відображаються в роботі інстальованого пакета без необхідності його повторного перевстановлення.</w:t>
+      </w:r>
+    </w:p>
+    <w:p>
+      <w:r>
+        <w:t>16. **Для чого використовується `if __name__ == "__main__":`?**</w:t>
+      </w:r>
+    </w:p>
+    <w:p>
+      <w:r>
+        <w:t>Ця конструкція гарантує, що код всередині цього блоку виконається лише у разі безпосереднього запуску файлу як скрипта, але не виконається при його імпортуванні в інші модулі.</w:t>
+      </w:r>
+    </w:p>
+    <w:p>
+      <w:r>
+        <w:t>17. **Що таке Git?**</w:t>
+      </w:r>
+    </w:p>
+    <w:p>
+      <w:r>
+        <w:t>Це розподілена система контролю версій, яка відстежує зміни у файлах проєкту, дозволяє повертатися до попередніх станів та організовує спільну роботу розробників.</w:t>
+      </w:r>
+    </w:p>
+    <w:p>
+      <w:r>
+        <w:t>18. **Що таке repository?**</w:t>
+      </w:r>
+    </w:p>
+    <w:p>
+      <w:r>
+        <w:t>Це сховище (база даних Git), де зберігається історія змін файлів проєкту, комміти, гілки та метадані.</w:t>
+      </w:r>
+    </w:p>
+    <w:p>
+      <w:r>
+        <w:t>19. **Що таке commit?**</w:t>
+      </w:r>
+    </w:p>
+    <w:p>
+      <w:r>
+        <w:t>Це зафіксований знімок (snapshot) стану файлів проєкту на певний момент часу з унікальним ідентифікатором (хешем) та коментарем розробника.</w:t>
+      </w:r>
+    </w:p>
+    <w:p>
+      <w:r>
+        <w:t>20. **Для чого використовується `git status`?**</w:t>
+      </w:r>
+    </w:p>
+    <w:p>
+      <w:r>
+        <w:t>Для відображення поточного стану робочої директорії: які файли змінено, які підготовлено до комміту (staged), а які ще не відстежуються Git (untracked).</w:t>
+      </w:r>
+    </w:p>
+    <w:p>
+      <w:r>
+        <w:t>21. **Для чого `git add`?**</w:t>
+      </w:r>
+    </w:p>
+    <w:p>
+      <w:r>
+        <w:t>Для перенесення змін із робочої директорії до індексу (staging area) — підготовка файлів до наступного комміту.</w:t>
+      </w:r>
+    </w:p>
+    <w:p>
+      <w:r>
+        <w:t>22. **Для чого `git commit`?**</w:t>
+      </w:r>
+    </w:p>
+    <w:p>
+      <w:r>
+        <w:t>Для збереження підготовлених змін з індексу в локальну історію репозиторію з описом виконаної роботи.</w:t>
+      </w:r>
+    </w:p>
+    <w:p>
+      <w:r>
+        <w:t>23. **Що показує `git log`?**</w:t>
+      </w:r>
+    </w:p>
+    <w:p>
+      <w:r>
+        <w:t>Історію всіх коммітів у поточній гілці із зазначенням авторів, дат та описів змін у хронологічному порядку.</w:t>
+      </w:r>
+    </w:p>
+    <w:p>
+      <w:r>
+        <w:t>24. **Для чого потрібен `.gitignore`?**</w:t>
+      </w:r>
+    </w:p>
+    <w:p>
+      <w:r>
+        <w:t>Для зазначення шаблонів шляхів та файлів, які Git повинен ігнорувати і ніколи не додавати до репозиторію (наприклад, паролі, файли конфігурації IDE, віртуальні середовища).</w:t>
+      </w:r>
+    </w:p>
+    <w:p>
+      <w:r>
+        <w:t>25. **Чому `.venv` не потрібно комітити?**</w:t>
+      </w:r>
+    </w:p>
+    <w:p>
+      <w:r>
+        <w:t>Тому що папка містить тисячі бінарних системних файлів, які легко генеруються на будь-якому іншому ПК однією командою із конфігураційного файлу. Зберігання `.venv` у Git значно збільшує розмір репозиторію та порушує кросплатформеність.</w:t>
+      </w:r>
+    </w:p>
+    <w:p>
+      <w:r>
+        <w:t>26. **Для чого потрібний `README`?**</w:t>
+      </w:r>
+    </w:p>
+    <w:p>
+      <w:r>
+        <w:t>Він є точкою входу для користувачів та розробників; містить опис проєкту, інструкції зі встановлення, налаштування та запуску застосунку.</w:t>
+      </w:r>
+    </w:p>
+    <w:p>
+      <w:r>
+        <w:t>27. **Що таке `type hints`?**</w:t>
+      </w:r>
+    </w:p>
+    <w:p>
+      <w:r>
+        <w:t>Це механізм анотації типів даних у коді Python (наприклад, `amount: float`), який полегшує розуміння коду розробниками, допомагає IDE підказувати методи та дозволяє проводити статичний аналіз коду (за допомогою інструментів на кшталт `mypy`).</w:t>
+      </w:r>
+    </w:p>
+    <w:p>
+      <w:r>
+        <w:t>28. **Для чого програму розділяють на modules?**</w:t>
+      </w:r>
+    </w:p>
+    <w:p>
+      <w:r>
+        <w:t>Для покращення читабельності коду, спрощення тестування та відладки, можливості повторного використання окремих блоків та структурування великих проєктів за принципом розділення відповідальності (Separation of Concerns).</w:t>
+      </w:r>
+    </w:p>
+    <w:p>
+      <w:r>
+        <w:t>29. **Що таке `business logic`?**</w:t>
+      </w:r>
+    </w:p>
+    <w:p>
+      <w:r>
+        <w:t>Це ядро програми, правила та алгоритми обробки даних, які описують реальні процеси предметної області (наприклад, правила нарахування відсотків, проведення транзакцій, недопущення від'ємного балансу), незалежно від інтерфейсу користувача чи способу збереження даних.</w:t>
+      </w:r>
+    </w:p>
+    <w:p>
+      <w:r>
+        <w:t>30. **Чому потрібно відокремлювати `application entry point` від `business logic`?**</w:t>
+      </w:r>
+    </w:p>
+    <w:p>
+      <w:r>
+        <w:t>Це робить бізнес-логіку незалежною від представлення. Завдяки цьому ми можемо легко змінити інтерфейс програми з консольного на графічний (GUI) чи веб-сервіс (API), взагалі не змінюючи логіку роботи з банківськими рахунками.</w:t>
+      </w:r>
+    </w:p>
+    <w:p>
+      <w:r>
+        <w:t>---</w:t>
       </w:r>
     </w:p>
     <w:p>
@@ -856,860 +1688,22 @@
         <w:pStyle w:val="Heading1"/>
       </w:pPr>
       <w:r>
-        <w:t>Python compiled files and caches</w:t>
-      </w:r>
-    </w:p>
-    <w:p>
-      <w:r>
-        <w:t>__pycache__/</w:t>
-      </w:r>
-    </w:p>
-    <w:p>
-      <w:r>
-        <w:t>*.pyc</w:t>
-      </w:r>
-    </w:p>
-    <w:p>
-      <w:r>
-        <w:t>*.pyo</w:t>
-      </w:r>
-    </w:p>
-    <w:p>
-      <w:r>
-        <w:t>*.pyd</w:t>
-      </w:r>
-    </w:p>
-    <w:p>
-      <w:r>
-        <w:t>.pytest_cache/</w:t>
-      </w:r>
-    </w:p>
-    <w:p>
-      <w:r>
-        <w:t>.mypy_cache/</w:t>
-      </w:r>
-    </w:p>
-    <w:p>
-      <w:pPr>
-        <w:pStyle w:val="Heading1"/>
-      </w:pPr>
-      <w:r>
-        <w:t>IDE files</w:t>
-      </w:r>
-    </w:p>
-    <w:p>
-      <w:r>
-        <w:t>.idea/</w:t>
-      </w:r>
-    </w:p>
-    <w:p>
-      <w:r>
-        <w:t>.vscode/</w:t>
-      </w:r>
-    </w:p>
-    <w:p>
-      <w:r>
-        <w:t>*.swp</w:t>
-      </w:r>
-    </w:p>
-    <w:p>
-      <w:r>
-        <w:t>*.swo</w:t>
-      </w:r>
-    </w:p>
-    <w:p>
-      <w:pPr>
-        <w:pStyle w:val="Heading1"/>
-      </w:pPr>
-      <w:r>
-        <w:t>Distribution / packaging artifacts</w:t>
-      </w:r>
-    </w:p>
-    <w:p>
-      <w:r>
-        <w:t>dist/</w:t>
-      </w:r>
-    </w:p>
-    <w:p>
-      <w:r>
-        <w:t>build/</w:t>
-      </w:r>
-    </w:p>
-    <w:p>
-      <w:r>
-        <w:t>*.egg-info/</w:t>
-      </w:r>
-    </w:p>
-    <w:p>
-      <w:r>
-        <w:t>```</w:t>
-      </w:r>
-    </w:p>
-    <w:p>
-      <w:pPr>
-        <w:pStyle w:val="Heading3"/>
-      </w:pPr>
-      <w:r>
-        <w:t>Фрагмент README.md</w:t>
-      </w:r>
-    </w:p>
-    <w:p>
-      <w:r>
-        <w:t>```markdown</w:t>
-      </w:r>
-    </w:p>
-    <w:p>
-      <w:pPr>
-        <w:pStyle w:val="Heading1"/>
-      </w:pPr>
-      <w:r>
-        <w:t>Bank System</w:t>
-      </w:r>
-    </w:p>
-    <w:p>
-      <w:r>
-        <w:t>Консольна система управління банківськими рахунками. Лабораторна робота №1.</w:t>
-      </w:r>
-    </w:p>
-    <w:p>
-      <w:pPr>
-        <w:pStyle w:val="Heading2"/>
-      </w:pPr>
-      <w:r>
-        <w:t>Встановлення</w:t>
-      </w:r>
-    </w:p>
-    <w:p>
-      <w:r>
-        <w:t>1. Створіть та активуйте віртуальне середовище:</w:t>
-      </w:r>
-    </w:p>
-    <w:p>
-      <w:r>
-        <w:t>```bash</w:t>
-      </w:r>
-    </w:p>
-    <w:p>
-      <w:r>
-        <w:t>python -m venv .venv</w:t>
-      </w:r>
-    </w:p>
-    <w:p>
-      <w:r>
-        <w:t>source .venv/bin/activate  # Для Linux/macOS</w:t>
-      </w:r>
-    </w:p>
-    <w:p>
-      <w:pPr>
-        <w:pStyle w:val="Heading1"/>
-      </w:pPr>
-      <w:r>
-        <w:t>Або на Windows:</w:t>
-      </w:r>
-    </w:p>
-    <w:p>
-      <w:r>
-        <w:t>.venv\Scripts\activate</w:t>
-      </w:r>
-    </w:p>
-    <w:p>
-      <w:r>
-        <w:t>```</w:t>
-      </w:r>
-    </w:p>
-    <w:p>
-      <w:r>
-        <w:t>2. Встановіть пакет у режимі редагування (editable mode):</w:t>
-      </w:r>
-    </w:p>
-    <w:p>
-      <w:r>
-        <w:t>```bash</w:t>
-      </w:r>
-    </w:p>
-    <w:p>
-      <w:r>
-        <w:t>python -m pip install -e .</w:t>
-      </w:r>
-    </w:p>
-    <w:p>
-      <w:r>
-        <w:t>```</w:t>
-      </w:r>
-    </w:p>
-    <w:p>
-      <w:pPr>
-        <w:pStyle w:val="Heading2"/>
-      </w:pPr>
-      <w:r>
-        <w:t>Запуск програми</w:t>
-      </w:r>
-    </w:p>
-    <w:p>
-      <w:r>
-        <w:t>Виконайте запуск через модуль Python:</w:t>
-      </w:r>
-    </w:p>
-    <w:p>
-      <w:r>
-        <w:t>```bash</w:t>
-      </w:r>
-    </w:p>
-    <w:p>
-      <w:r>
-        <w:t>python -m bank_system.main</w:t>
-      </w:r>
-    </w:p>
-    <w:p>
-      <w:r>
-        <w:t>```</w:t>
-      </w:r>
-    </w:p>
-    <w:p>
-      <w:r>
-        <w:t>Або за допомогою створеної консольної команди:</w:t>
-      </w:r>
-    </w:p>
-    <w:p>
-      <w:r>
-        <w:t>```bash</w:t>
-      </w:r>
-    </w:p>
-    <w:p>
-      <w:r>
-        <w:t>bank-system</w:t>
-      </w:r>
-    </w:p>
-    <w:p>
-      <w:r>
-        <w:t>```</w:t>
-      </w:r>
-    </w:p>
-    <w:p>
-      <w:r>
-        <w:t>```</w:t>
-      </w:r>
-    </w:p>
-    <w:p>
-      <w:r>
-        <w:t>---</w:t>
-      </w:r>
-    </w:p>
-    <w:p>
-      <w:pPr>
-        <w:pStyle w:val="Heading2"/>
-      </w:pPr>
-      <w:r>
-        <w:t>Результати виконання програми</w:t>
-      </w:r>
-    </w:p>
-    <w:p>
-      <w:pPr>
-        <w:pStyle w:val="Heading3"/>
-      </w:pPr>
-      <w:r>
-        <w:t>Демонстрація інтерфейсу користувача та виведення даних</w:t>
-      </w:r>
-    </w:p>
-    <w:p>
-      <w:r>
-        <w:t>```text</w:t>
-      </w:r>
-    </w:p>
-    <w:p>
-      <w:r>
-        <w:t>--- СИСТЕМА БАНКІВСЬКИХ РАХУНКІВ ---</w:t>
-      </w:r>
-    </w:p>
-    <w:p>
-      <w:r>
-        <w:t>1. Показати всі рахунки (сортування за балансом)</w:t>
-      </w:r>
-    </w:p>
-    <w:p>
-      <w:r>
-        <w:t>2. Поповнити рахунок</w:t>
-      </w:r>
-    </w:p>
-    <w:p>
-      <w:r>
-        <w:t>3. Списати кошти</w:t>
-      </w:r>
-    </w:p>
-    <w:p>
-      <w:r>
-        <w:t>4. Перевірити баланс за номером</w:t>
-      </w:r>
-    </w:p>
-    <w:p>
-      <w:r>
-        <w:t>5. Пошук рахунків за ім'ям клієнта</w:t>
-      </w:r>
-    </w:p>
-    <w:p>
-      <w:r>
-        <w:t>6. Загальна сума коштів у банку</w:t>
-      </w:r>
-    </w:p>
-    <w:p>
-      <w:r>
-        <w:t>7. Створити новий рахунок</w:t>
-      </w:r>
-    </w:p>
-    <w:p>
-      <w:r>
-        <w:t>8. Вийти</w:t>
-      </w:r>
-    </w:p>
-    <w:p>
-      <w:r>
-        <w:t>Виберіть опцію (1-8): 1</w:t>
-      </w:r>
-    </w:p>
-    <w:p>
-      <w:r>
-        <w:t>=================================================================</w:t>
-      </w:r>
-    </w:p>
-    <w:p>
-      <w:r>
-        <w:t>Клієнт                    | Номер рахунку   |       Баланс (грн)</w:t>
-      </w:r>
-    </w:p>
-    <w:p>
-      <w:r>
-        <w:t>-----------------------------------------------------------------</w:t>
-      </w:r>
-    </w:p>
-    <w:p>
-      <w:r>
-        <w:t>Іван Шевченко             | UA54321         |           98000.00</w:t>
-      </w:r>
-    </w:p>
-    <w:p>
-      <w:r>
-        <w:t>Олексій Коваленко         | UA12345         |           15000.50</w:t>
-      </w:r>
-    </w:p>
-    <w:p>
-      <w:r>
-        <w:t>Олена Мельник             | UA11223         |            3200.75</w:t>
-      </w:r>
-    </w:p>
-    <w:p>
-      <w:r>
-        <w:t>Марія Бондар              | UA67890         |             450.00</w:t>
-      </w:r>
-    </w:p>
-    <w:p>
-      <w:r>
-        <w:t>=================================================================</w:t>
-      </w:r>
-    </w:p>
-    <w:p>
-      <w:r>
-        <w:t>```</w:t>
-      </w:r>
-    </w:p>
-    <w:p>
-      <w:pPr>
-        <w:pStyle w:val="Heading3"/>
-      </w:pPr>
-      <w:r>
-        <w:t>Сценарій: Обробка спроби отримати від'ємний баланс</w:t>
-      </w:r>
-    </w:p>
-    <w:p>
-      <w:r>
-        <w:t>```text</w:t>
-      </w:r>
-    </w:p>
-    <w:p>
-      <w:r>
-        <w:t>Виберіть опцію (1-8): 3</w:t>
-      </w:r>
-    </w:p>
-    <w:p>
-      <w:r>
-        <w:t>Введіть номер рахунку для списання: UA67890</w:t>
-      </w:r>
-    </w:p>
-    <w:p>
-      <w:r>
-        <w:t>Введіть суму списання: 500</w:t>
-      </w:r>
-    </w:p>
-    <w:p>
-      <w:r>
-        <w:t>[Банківська помилка] Недостатньо коштів на рахунку UA67890. Доступно: 450.00 грн, запитано: 500.00 грн.</w:t>
-      </w:r>
-    </w:p>
-    <w:p>
-      <w:r>
-        <w:t>```</w:t>
-      </w:r>
-    </w:p>
-    <w:p>
-      <w:pPr>
-        <w:pStyle w:val="Heading3"/>
-      </w:pPr>
-      <w:r>
-        <w:t>Сценарій: Обробка некоректного введення суми</w:t>
-      </w:r>
-    </w:p>
-    <w:p>
-      <w:r>
-        <w:t>```text</w:t>
-      </w:r>
-    </w:p>
-    <w:p>
-      <w:r>
-        <w:t>Виберіть опцію (1-8): 2</w:t>
-      </w:r>
-    </w:p>
-    <w:p>
-      <w:r>
-        <w:t>Введіть номер рахунку для поповнення: UA12345</w:t>
-      </w:r>
-    </w:p>
-    <w:p>
-      <w:r>
-        <w:t>Введіть суму поповнення: -50</w:t>
-      </w:r>
-    </w:p>
-    <w:p>
-      <w:r>
-        <w:t>[Банківська помилка] Сума поповнення повинна бути не меншою за 0.01 грн.</w:t>
-      </w:r>
-    </w:p>
-    <w:p>
-      <w:r>
-        <w:t>```</w:t>
-      </w:r>
-    </w:p>
-    <w:p>
-      <w:r>
-        <w:t>---</w:t>
-      </w:r>
-    </w:p>
-    <w:p>
-      <w:pPr>
-        <w:pStyle w:val="Heading2"/>
-      </w:pPr>
-      <w:r>
-        <w:t>Контроль версій Git</w:t>
-      </w:r>
-    </w:p>
-    <w:p>
-      <w:pPr>
-        <w:pStyle w:val="Heading3"/>
-      </w:pPr>
-      <w:r>
-        <w:t>Результат виконання команди `git status`</w:t>
-      </w:r>
-    </w:p>
-    <w:p>
-      <w:r>
-        <w:t>```bash</w:t>
-      </w:r>
-    </w:p>
-    <w:p>
-      <w:r>
-        <w:t>$ git status</w:t>
-      </w:r>
-    </w:p>
-    <w:p>
-      <w:r>
-        <w:t>On branch main</w:t>
-      </w:r>
-    </w:p>
-    <w:p>
-      <w:r>
-        <w:t>nothing to commit, working tree clean</w:t>
-      </w:r>
-    </w:p>
-    <w:p>
-      <w:r>
-        <w:t>```</w:t>
-      </w:r>
-    </w:p>
-    <w:p>
-      <w:pPr>
-        <w:pStyle w:val="Heading3"/>
-      </w:pPr>
-      <w:r>
-        <w:t>Результат виконання команди `git log --oneline`</w:t>
-      </w:r>
-    </w:p>
-    <w:p>
-      <w:r>
-        <w:t>```bash</w:t>
-      </w:r>
-    </w:p>
-    <w:p>
-      <w:r>
-        <w:t>$ git log --oneline</w:t>
-      </w:r>
-    </w:p>
-    <w:p>
-      <w:r>
-        <w:t>c3b10da (HEAD -&gt; main) Add application entry point and documentation</w:t>
-      </w:r>
-    </w:p>
-    <w:p>
-      <w:r>
-        <w:t>9a2f14c Add student model and business logic</w:t>
-      </w:r>
-    </w:p>
-    <w:p>
-      <w:r>
-        <w:t>5e849a2 Create project structure</w:t>
-      </w:r>
-    </w:p>
-    <w:p>
-      <w:r>
-        <w:t>```</w:t>
-      </w:r>
-    </w:p>
-    <w:p>
-      <w:r>
-        <w:t>---</w:t>
-      </w:r>
-    </w:p>
-    <w:p>
-      <w:pPr>
-        <w:pStyle w:val="Heading2"/>
-      </w:pPr>
-      <w:r>
-        <w:t>Відповіді на контрольні запитання</w:t>
-      </w:r>
-    </w:p>
-    <w:p>
-      <w:r>
-        <w:t>1.  **Що таке Python-проєкт?**</w:t>
-      </w:r>
-    </w:p>
-    <w:p>
-      <w:r>
-        <w:t>Це структурована сукупність файлів вихідного коду, модулів, статичних ресурсів, тестів, документації та конфігураційних файлів, об’єднаних спільною логікою та системою керування версіями.</w:t>
-      </w:r>
-    </w:p>
-    <w:p>
-      <w:r>
-        <w:t>2.  **Чим проєкт відрізняється від одного Python script?**</w:t>
-      </w:r>
-    </w:p>
-    <w:p>
-      <w:r>
-        <w:t>Скрипт — це один самостійний файл, що зазвичай виконує локальне просте завдання. Проєкт має модульну архітектуру, систему ізоляції залежностей (`virtualenv`), декларацію метаданих (`pyproject.toml`), автоматичні тести, систему збірки та документацію.</w:t>
-      </w:r>
-    </w:p>
-    <w:p>
-      <w:r>
-        <w:t>3.  **Що таке Python module?**</w:t>
-      </w:r>
-    </w:p>
-    <w:p>
-      <w:r>
-        <w:t>Це окремий файл із розширенням `.py`, який містить програмний код (класи, функції, змінні, інструкції), призначений для повторного використання шляхом імпортування в інші модулі.</w:t>
-      </w:r>
-    </w:p>
-    <w:p>
-      <w:r>
-        <w:t>4.  **Що таке Python package?**</w:t>
-      </w:r>
-    </w:p>
-    <w:p>
-      <w:r>
-        <w:t>Це спосіб ієрархічної організації модулів. Фізично це директорія на диску, що містить файл `__init__.py` та інші модулі або вкладені пакети.</w:t>
-      </w:r>
-    </w:p>
-    <w:p>
-      <w:r>
-        <w:t>5.  **Для чого потрібний `__init__.py`?**</w:t>
-      </w:r>
-    </w:p>
-    <w:p>
-      <w:r>
-        <w:t>Він сигналізує інтерпретатору Python, що поточна директорія є пакетом. Також у ньому виконується ініціалізація пакета та налаштування публічного API (експорту).</w:t>
-      </w:r>
-    </w:p>
-    <w:p>
-      <w:r>
-        <w:t>6.  **Що таке `src-layout`?**</w:t>
-      </w:r>
-    </w:p>
-    <w:p>
-      <w:r>
-        <w:t>Це шаблон організації репозиторію, де всі вихідні пакети програми примусово поміщаються всередину кореневої папки `src/`, відділяючи код від службових конфігурацій та тестів.</w:t>
-      </w:r>
-    </w:p>
-    <w:p>
-      <w:r>
-        <w:t>7.  **Які переваги має `src-layout`?**</w:t>
-      </w:r>
-    </w:p>
-    <w:p>
-      <w:r>
-        <w:t>Запобігає випадковим імпортам локального неінстальованого коду під час тестування, гарантує, що тести виконуються саме по встановленому в `.venv` дистрибутиву, і підтримує чистоту кореня репозиторію.</w:t>
-      </w:r>
-    </w:p>
-    <w:p>
-      <w:r>
-        <w:t>8.  **Для чого використовується virtual environment?**</w:t>
-      </w:r>
-    </w:p>
-    <w:p>
-      <w:r>
-        <w:t>Для створення ізольованого програмного середовища під конкретний проєкт. Це дозволяє уникнути конфліктів версій сторонніх пакетів (залежностей) між різними проєктами у системі.</w:t>
-      </w:r>
-    </w:p>
-    <w:p>
-      <w:r>
-        <w:t>9.  **Як створити `.venv`?**</w:t>
-      </w:r>
-    </w:p>
-    <w:p>
-      <w:r>
-        <w:t>За допомогою команди термінала: `python -m venv .venv`</w:t>
-      </w:r>
-    </w:p>
-    <w:p>
-      <w:r>
-        <w:t>10. **Як активувати virtual environment?**</w:t>
-      </w:r>
-    </w:p>
-    <w:p>
-      <w:r>
-        <w:t>*   *Windows*: `.venv\Scripts\activate`</w:t>
-      </w:r>
-    </w:p>
-    <w:p>
-      <w:r>
-        <w:t>*   *Linux/macOS*: `source .venv/bin/activate`</w:t>
-      </w:r>
-    </w:p>
-    <w:p>
-      <w:r>
-        <w:t>11. **Для чого використовується `pip`?**</w:t>
-      </w:r>
-    </w:p>
-    <w:p>
-      <w:r>
-        <w:t>Це менеджер пакетів для Python. Він використовується для встановлення, оновлення, видалення та пошуку бібліотек у глобальному репозиторії PyPI.</w:t>
-      </w:r>
-    </w:p>
-    <w:p>
-      <w:r>
-        <w:t>12. **Чому рекомендується `python -m pip`?**</w:t>
-      </w:r>
-    </w:p>
-    <w:p>
-      <w:r>
-        <w:t>Це гарантує запуск версії `pip`, яка жорстко прив'язана до обраного інтерпретатора `python` (особливо актуально за наявності кількох версій Python в системі).</w:t>
-      </w:r>
-    </w:p>
-    <w:p>
-      <w:r>
-        <w:t>13. **Для чого потрібний `pyproject.toml`?**</w:t>
-      </w:r>
-    </w:p>
-    <w:p>
-      <w:r>
-        <w:t>Це єдиний уніфікований файл конфігурації збірки проєкту (PEP 518), який замінив застарілі `setup.py` та `setup.cfg`. Він містить опис проєкту, метадані та параметри сторонніх інструментів.</w:t>
-      </w:r>
-    </w:p>
-    <w:p>
-      <w:r>
-        <w:t>14. **Що містить секція `[project]`?**</w:t>
-      </w:r>
-    </w:p>
-    <w:p>
-      <w:r>
-        <w:t>Декларативні метадані проєкту: назву, версію, ліцензію, авторів, вимоги до версії Python, залежності та точки входу (скрипти).</w:t>
-      </w:r>
-    </w:p>
-    <w:p>
-      <w:r>
-        <w:t>15. **Що таке editable installation?**</w:t>
-      </w:r>
-    </w:p>
-    <w:p>
-      <w:r>
-        <w:t>Встановлення пакета за допомогою команди `pip install -e .`. При цьому створюються посилання на вихідний код, і будь-які зміни в файлах `.py` застосовуються миттєво без потреби повторного інсталювання.</w:t>
-      </w:r>
-    </w:p>
-    <w:p>
-      <w:r>
-        <w:t>16. **Для чого використовується `if __name__ == "__main__"`?**</w:t>
-      </w:r>
-    </w:p>
-    <w:p>
-      <w:r>
-        <w:t>Конструкція гарантує, що код під нею виконається лише у випадку безпосереднього запуску файлу як скрипту, і не виконуватиметься при імпорті модуля в інші файли.</w:t>
-      </w:r>
-    </w:p>
-    <w:p>
-      <w:r>
-        <w:t>17. **Що таке Git?**</w:t>
-      </w:r>
-    </w:p>
-    <w:p>
-      <w:r>
-        <w:t>Це розподілена система контролю версій, призначена для відстеження змін у текстових файлах (коді) та координації спільної роботи розробників.</w:t>
-      </w:r>
-    </w:p>
-    <w:p>
-      <w:r>
-        <w:t>18. **Що таке repository?**</w:t>
-      </w:r>
-    </w:p>
-    <w:p>
-      <w:r>
-        <w:t>Це база даних Git, яка зберігає всі файли проєкту разом з повною історією змін, мітками, гілками та авторами комітів.</w:t>
-      </w:r>
-    </w:p>
-    <w:p>
-      <w:r>
-        <w:t>19. **Що таке commit?**</w:t>
-      </w:r>
-    </w:p>
-    <w:p>
-      <w:r>
-        <w:t>Це зафіксований знімок (snapshot) стану файлів проєкту в репозиторії на певний момент часу із унікальним SHA-1 хешем.</w:t>
-      </w:r>
-    </w:p>
-    <w:p>
-      <w:r>
-        <w:t>20. **Для чого використовується `git status`?**</w:t>
-      </w:r>
-    </w:p>
-    <w:p>
-      <w:r>
-        <w:t>Для перегляду поточного стану робочого каталогу: які файли змінено, додано до індексу підготовки, чи є невідстежувані об'єкти.</w:t>
-      </w:r>
-    </w:p>
-    <w:p>
-      <w:r>
-        <w:t>21. **Для чого `git add`?**</w:t>
-      </w:r>
-    </w:p>
-    <w:p>
-      <w:r>
-        <w:t>Для перенесення змінених або нових файлів до області індексування (Staging Area) перед створенням коміту.</w:t>
-      </w:r>
-    </w:p>
-    <w:p>
-      <w:r>
-        <w:t>22. **Для чого `git commit`?**</w:t>
-      </w:r>
-    </w:p>
-    <w:p>
-      <w:r>
-        <w:t>Для збереження проіндексованих змін в локальній базі репозиторію з описовим повідомленням.</w:t>
-      </w:r>
-    </w:p>
-    <w:p>
-      <w:r>
-        <w:t>23. **Що показує `git log`?**</w:t>
-      </w:r>
-    </w:p>
-    <w:p>
-      <w:r>
-        <w:t>Історію виконаних комітів у поточній гілці, починаючи від найновішого, із зазначенням авторів, дат та описів змін.</w:t>
-      </w:r>
-    </w:p>
-    <w:p>
-      <w:r>
-        <w:t>24. **Для чого потрібен `.gitignore`?**</w:t>
-      </w:r>
-    </w:p>
-    <w:p>
-      <w:r>
-        <w:t>Він вказує Git, які саме локальні каталоги та файли (наприклад, віртуальні середовища, кеш IDE, системні логи) не потрібно відстежувати та додавати до репозиторію.</w:t>
-      </w:r>
-    </w:p>
-    <w:p>
-      <w:r>
-        <w:t>25. **Чому `.venv` не потрібно комітити?**</w:t>
-      </w:r>
-    </w:p>
-    <w:p>
-      <w:r>
-        <w:t>Віртуальне середовище містить сотні мегабайт стороннього компільованого коду під конкретну ОС. Його легко відтворити з `pyproject.toml`, тому зберігати його в Git немає сенсу.</w:t>
-      </w:r>
-    </w:p>
-    <w:p>
-      <w:r>
-        <w:t>26. **Для чого потрібний README?**</w:t>
-      </w:r>
-    </w:p>
-    <w:p>
-      <w:r>
-        <w:t>Це головна сторінка документації проєкту у форматі Markdown. Вона містить короткий опис, інструкцію зі встановлення, конфігурації та використання програми іншими розробниками.</w:t>
-      </w:r>
-    </w:p>
-    <w:p>
-      <w:r>
-        <w:t>27. **Що таке type hints?**</w:t>
-      </w:r>
-    </w:p>
-    <w:p>
-      <w:r>
-        <w:t>Це механізм анотацій типів даних у Python (PEP 484), який робить код зрозумілішим для розробників, полегшує автодоповнення в IDE та дозволяє виконувати статичний аналіз коду (наприклад, за допомогою `mypy`).</w:t>
-      </w:r>
-    </w:p>
-    <w:p>
-      <w:r>
-        <w:t>28. **Для чого програму розділяють на modules?**</w:t>
-      </w:r>
-    </w:p>
-    <w:p>
-      <w:r>
-        <w:t>Для дотримання принципу розділення відповідальності (Separation of Concerns), покращення читабельності коду, спрощення тестування та повторного використання логіки.</w:t>
-      </w:r>
-    </w:p>
-    <w:p>
-      <w:r>
-        <w:t>29. **Що таке business logic?**</w:t>
-      </w:r>
-    </w:p>
-    <w:p>
-      <w:r>
-        <w:t>Це сукупність алгоритмів та правил обробки даних, які моделюють поведінку реальної предметної області (наприклад, правила нарахування відсотків, проведення списання коштів тощо) окремо від інтерфейсу користувача.</w:t>
-      </w:r>
-    </w:p>
-    <w:p>
-      <w:r>
-        <w:t>30. **Чому потрібно відокремлювати application entry point від business logic?**</w:t>
-      </w:r>
-    </w:p>
-    <w:p>
-      <w:r>
-        <w:t>Це робить бізнес-логіку незалежною від представлення. Ми можемо безболісно змінити консольний інтерфейс програми (CLI) на веб-сайт (Web API) або десктопний додаток (GUI) без переписування алгоритмів роботи з банківськими рахунками.</w:t>
-      </w:r>
-    </w:p>
-    <w:p>
-      <w:r>
-        <w:t>---</w:t>
-      </w:r>
-    </w:p>
-    <w:p>
-      <w:pPr>
-        <w:pStyle w:val="Heading2"/>
-      </w:pPr>
-      <w:r>
         <w:t>Висновок</w:t>
       </w:r>
     </w:p>
     <w:p>
       <w:r>
-        <w:t>Під час виконання лабораторної роботи №1 було вивчено та практично застосовано сучасні стандарти організації професійного Python-проєкту. Замість хаотичної структури з одного файлу було розроблено модульний застосунок з використанням шаблону `src-layout`.</w:t>
-      </w:r>
-    </w:p>
-    <w:p>
-      <w:r>
-        <w:t>Було успішно створено ізольоване віртуальне середовище `venv`, налаштовано пакування за допомогою `pyproject.toml` та підключено контроль версій Git. Створена система банківських рахунків демонструє навички об'єктно-орієнтованого та функціонального проектування, суворого контролю над типами даних за допомогою Type Hints, надійної валідації вхідних даних та обробки винятків користувача. Набуті навички закладають міцний фундамент для побудови надійних і масштабованих комерційних застосунків на Python.</w:t>
+        <w:t>У ході лабораторної роботи було успішно здійснено перехід від написання простих скриптів до професійної організації Python-проєкту.</w:t>
+      </w:r>
+    </w:p>
+    <w:p>
+      <w:r>
+        <w:t>Було набуто практичних навичок роботи з ізольованим віртуальним середовищем `.venv` та інструментом `pip`. Застосування структури проєкту `src-layout` спільно з конфігуруванням метаданих через `pyproject.toml` дало змогу створити повноцінний пакет, який легко інсталюється в систему за допомогою команди `pip install -e .` та запускається через створену консольну утиліту `bank-system`.</w:t>
+      </w:r>
+    </w:p>
+    <w:p>
+      <w:r>
+        <w:t>Реалізація індивідуального варіанта №4 продемонструвала переваги об'єктно-орієнтованого підходу та використання dataclass для моделювання сутностей предметної області. Розділення програми на модулі (`models.py`, `services.py`, `exceptions.py`, `main.py`) дозволило ізолювати бізнес-логіку перевірки лімітів та операцій з балансом від інтерфейсу взаємодії з користувачем. Також було застосовано систему контролю версій Git для ведення історії розробки відповідно до логічних етапів. Отриманий каркас проєкту є надійним фундаментом для подальшого розширення та вивчення просунутих можливостей мови Python.</w:t>
       </w:r>
     </w:p>
     <w:sectPr>
